--- a/Project/final report/final report.docx
+++ b/Project/final report/final report.docx
@@ -67,7 +67,7 @@
                     <pic:cNvPicPr/>
                   </pic:nvPicPr>
                   <pic:blipFill>
-                    <a:blip r:embed="rId5">
+                    <a:blip r:embed="rId6">
                       <a:extLst>
                         <a:ext uri="{28A0092B-C50C-407E-A947-70E740481C1C}">
                           <a14:useLocalDpi xmlns:a14="http://schemas.microsoft.com/office/drawing/2010/main" val="0"/>
@@ -157,19 +157,7 @@
         <w:rPr>
           <w:lang w:val="en-SG"/>
         </w:rPr>
-        <w:t xml:space="preserve"> et al. (2015</w:t>
-      </w:r>
-      <w:r>
-        <w:rPr>
-          <w:lang w:val="en-SG"/>
-        </w:rPr>
-        <w:t>).</w:t>
-      </w:r>
-      <w:r>
-        <w:rPr>
-          <w:lang w:val="en-SG"/>
-        </w:rPr>
-        <w:t xml:space="preserve"> They pioneered the use of an end-to-end encoder-decoder architecture for image captioning, demonstrating that a Convolutional Neural Network (CNN) could effectively encode an image into a fixed-length representation, which a Recurrent Neural Network (RNN) could then decode into a descriptive sentence. To optimize the spatial encoding process within this framework, our model relies on the Deep Residual Learning architecture developed by </w:t>
+        <w:t xml:space="preserve"> et al. (2015). They pioneered the use of an end-to-end encoder-decoder architecture for image captioning, demonstrating that a Convolutional Neural Network (CNN) could effectively encode an image into a fixed-length representation, which a Recurrent Neural Network (RNN) could then decode into a descriptive sentence. To optimize the spatial encoding process within this framework, our model relies on the Deep Residual Learning architecture developed by </w:t>
       </w:r>
       <w:proofErr w:type="gramStart"/>
       <w:r>
@@ -183,19 +171,7 @@
         <w:rPr>
           <w:lang w:val="en-SG"/>
         </w:rPr>
-        <w:t xml:space="preserve"> et al. (2015</w:t>
-      </w:r>
-      <w:r>
-        <w:rPr>
-          <w:lang w:val="en-SG"/>
-        </w:rPr>
-        <w:t>).</w:t>
-      </w:r>
-      <w:r>
-        <w:rPr>
-          <w:lang w:val="en-SG"/>
-        </w:rPr>
-        <w:t xml:space="preserve"> Their introduction of </w:t>
+        <w:t xml:space="preserve"> et al. (2015). Their introduction of </w:t>
       </w:r>
       <w:proofErr w:type="spellStart"/>
       <w:r>
@@ -250,19 +226,7 @@
         <w:rPr>
           <w:lang w:val="en-SG"/>
         </w:rPr>
-        <w:t xml:space="preserve"> </w:t>
-      </w:r>
-      <w:r>
-        <w:rPr>
-          <w:lang w:val="en-SG"/>
-        </w:rPr>
-        <w:t>et al. (</w:t>
-      </w:r>
-      <w:r>
-        <w:rPr>
-          <w:lang w:val="en-SG"/>
-        </w:rPr>
-        <w:t xml:space="preserve">2013), who framed image description as a ranking task and established the Flickr8k dataset. By providing 8,000 images paired with 40,000 human-written captions, </w:t>
+        <w:t xml:space="preserve"> et al. (2013), who framed image description as a ranking task and established the Flickr8k dataset. By providing 8,000 images paired with 40,000 human-written captions, </w:t>
       </w:r>
       <w:proofErr w:type="spellStart"/>
       <w:r>
@@ -330,19 +294,7 @@
         <w:rPr>
           <w:lang w:val="en-SG"/>
         </w:rPr>
-        <w:t xml:space="preserve">Prior to model ingestion, all raw visual data required structural uniformity. I generated an Image Size Distribution histogram to </w:t>
-      </w:r>
-      <w:r>
-        <w:rPr>
-          <w:lang w:val="en-SG"/>
-        </w:rPr>
-        <w:t>analyse</w:t>
-      </w:r>
-      <w:r>
-        <w:rPr>
-          <w:lang w:val="en-SG"/>
-        </w:rPr>
-        <w:t xml:space="preserve"> the original dimensions, which showed a wide variance in image widths and heights ranging roughly from 250 to 500 pixels. To resolve this variance and ensure a consistent input format for the Encoder-Decoder architecture, all images were pre-processed and strictly resized to 224x224 pixels. Following the resize operation, the pixel arrays were standardized using ImageNet-based normalization.</w:t>
+        <w:t>Prior to model ingestion, all raw visual data required structural uniformity. I generated an Image Size Distribution histogram to analyse the original dimensions, which showed a wide variance in image widths and heights ranging roughly from 250 to 500 pixels. To resolve this variance and ensure a consistent input format for the Encoder-Decoder architecture, all images were pre-processed and strictly resized to 224x224 pixels. Following the resize operation, the pixel arrays were standardized using ImageNet-based normalization.</w:t>
       </w:r>
     </w:p>
     <w:p>
@@ -366,7 +318,7 @@
                     <pic:cNvPicPr/>
                   </pic:nvPicPr>
                   <pic:blipFill>
-                    <a:blip r:embed="rId6">
+                    <a:blip r:embed="rId7">
                       <a:extLst>
                         <a:ext uri="{28A0092B-C50C-407E-A947-70E740481C1C}">
                           <a14:useLocalDpi xmlns:a14="http://schemas.microsoft.com/office/drawing/2010/main" val="0"/>
@@ -421,20 +373,810 @@
           <w:lang w:val="en-SG"/>
         </w:rPr>
         <w:lastRenderedPageBreak/>
-        <w:t xml:space="preserve">For the sequential language data, I conducted exploratory data analysis (EDA) to gain a holistic view of the text, which included calculating the total number of tokens across all captions and </w:t>
-      </w:r>
-      <w:r>
-        <w:rPr>
-          <w:lang w:val="en-SG"/>
-        </w:rPr>
-        <w:t>analysing</w:t>
-      </w:r>
-      <w:r>
-        <w:rPr>
-          <w:lang w:val="en-SG"/>
-        </w:rPr>
-        <w:t xml:space="preserve"> their relative frequencies. This analysis informed the subsequent cleaning process. First, I converted all captions to lowercase and stripped the text of punctuation. Next, I built a vocabulary dictionary, actively filtering out rare tokens that appeared fewer than five times across the entire corpus. Finally, to prepare the text for the RNN decoder, each cleaned caption was converted into an integer sequence, marked with distinct beginning and concluding tokens, and zero-padded to a consistent length of 35 tokens to allow for standardized batching during training.</w:t>
-      </w:r>
+        <w:t>For the sequential language data, I conducted exploratory data analysis (EDA) to gain a holistic view of the text, which included calculating the total number of tokens across all captions and analysing their relative frequencies. This analysis informed the subsequent cleaning process. First, I converted all captions to lowercase and stripped the text of punctuation. Next, I built a vocabulary dictionary, actively filtering out rare tokens that appeared fewer than five times across the entire corpus. Finally, to prepare the text for the RNN decoder, each cleaned caption was converted into an integer sequence, marked with distinct beginning and concluding tokens, and zero-padded to a consistent length of 35 tokens to allow for standardized batching during training.</w:t>
+      </w:r>
+    </w:p>
+    <w:p>
+      <w:pPr>
+        <w:rPr>
+          <w:lang w:val="en-SG"/>
+        </w:rPr>
+      </w:pPr>
+    </w:p>
+    <w:p>
+      <w:pPr>
+        <w:pStyle w:val="Heading3"/>
+        <w:rPr>
+          <w:lang w:val="en-SG"/>
+        </w:rPr>
+      </w:pPr>
+      <w:r>
+        <w:rPr>
+          <w:lang w:val="en-SG"/>
+        </w:rPr>
+        <w:t>Quantitative Results</w:t>
+      </w:r>
+    </w:p>
+    <w:p>
+      <w:pPr>
+        <w:rPr>
+          <w:lang w:val="en-SG"/>
+        </w:rPr>
+      </w:pPr>
+      <w:r>
+        <w:rPr>
+          <w:lang w:val="en-SG"/>
+        </w:rPr>
+        <w:t xml:space="preserve">To rigorously evaluate the performance of our automated image captioning system, we utilized two standard natural language processing metrics: BLEU (specifically BLEU-4) and </w:t>
+      </w:r>
+      <w:proofErr w:type="spellStart"/>
+      <w:r>
+        <w:rPr>
+          <w:lang w:val="en-SG"/>
+        </w:rPr>
+        <w:t>CIDEr</w:t>
+      </w:r>
+      <w:proofErr w:type="spellEnd"/>
+      <w:r>
+        <w:rPr>
+          <w:lang w:val="en-SG"/>
+        </w:rPr>
+        <w:t>. These metrics compare the machine-generated captions against the five human-written ground-truth captions provided for each image in the test set.</w:t>
+      </w:r>
+    </w:p>
+    <w:p>
+      <w:pPr>
+        <w:rPr>
+          <w:lang w:val="en-SG"/>
+        </w:rPr>
+      </w:pPr>
+      <w:r>
+        <w:rPr>
+          <w:lang w:val="en-SG"/>
+        </w:rPr>
+        <w:t xml:space="preserve">We compared our primary generative Hybrid Encoder-Decoder model against a non-generative K-Nearest </w:t>
+      </w:r>
+      <w:proofErr w:type="spellStart"/>
+      <w:r>
+        <w:rPr>
+          <w:lang w:val="en-SG"/>
+        </w:rPr>
+        <w:t>Neighbors</w:t>
+      </w:r>
+      <w:proofErr w:type="spellEnd"/>
+      <w:r>
+        <w:rPr>
+          <w:lang w:val="en-SG"/>
+        </w:rPr>
+        <w:t xml:space="preserve"> (KNN) retrieval baseline. The results on the test set are as follows:</w:t>
+      </w:r>
+    </w:p>
+    <w:p>
+      <w:pPr>
+        <w:pStyle w:val="ListParagraph"/>
+        <w:numPr>
+          <w:ilvl w:val="0"/>
+          <w:numId w:val="1"/>
+        </w:numPr>
+        <w:rPr>
+          <w:lang w:val="en-SG"/>
+        </w:rPr>
+      </w:pPr>
+      <w:r>
+        <w:rPr>
+          <w:lang w:val="en-SG"/>
+        </w:rPr>
+        <w:t xml:space="preserve">Baseline Model (KNN Retrieval): Achieved a test BLEU score of 0.0922 and a </w:t>
+      </w:r>
+      <w:proofErr w:type="spellStart"/>
+      <w:r>
+        <w:rPr>
+          <w:lang w:val="en-SG"/>
+        </w:rPr>
+        <w:t>CIDEr</w:t>
+      </w:r>
+      <w:proofErr w:type="spellEnd"/>
+      <w:r>
+        <w:rPr>
+          <w:lang w:val="en-SG"/>
+        </w:rPr>
+        <w:t xml:space="preserve"> score of 0.2563.</w:t>
+      </w:r>
+    </w:p>
+    <w:p>
+      <w:pPr>
+        <w:pStyle w:val="ListParagraph"/>
+        <w:numPr>
+          <w:ilvl w:val="0"/>
+          <w:numId w:val="1"/>
+        </w:numPr>
+        <w:rPr>
+          <w:lang w:val="en-SG"/>
+        </w:rPr>
+      </w:pPr>
+      <w:r>
+        <w:rPr>
+          <w:lang w:val="en-SG"/>
+        </w:rPr>
+        <w:t xml:space="preserve">Primary Model (Encoder-Decoder with Attention): Achieved a test BLEU score of 0.1634 and a </w:t>
+      </w:r>
+      <w:proofErr w:type="spellStart"/>
+      <w:r>
+        <w:rPr>
+          <w:lang w:val="en-SG"/>
+        </w:rPr>
+        <w:t>CIDEr</w:t>
+      </w:r>
+      <w:proofErr w:type="spellEnd"/>
+      <w:r>
+        <w:rPr>
+          <w:lang w:val="en-SG"/>
+        </w:rPr>
+        <w:t xml:space="preserve"> score of 0.5715.</w:t>
+      </w:r>
+    </w:p>
+    <w:p>
+      <w:pPr>
+        <w:rPr>
+          <w:lang w:val="en-SG"/>
+        </w:rPr>
+      </w:pPr>
+      <w:r>
+        <w:rPr>
+          <w:lang w:val="en-SG"/>
+        </w:rPr>
+        <w:drawing>
+          <wp:inline distT="0" distB="0" distL="0" distR="0" wp14:anchorId="53D65C11" wp14:editId="6196CB45">
+            <wp:extent cx="2152650" cy="2414928"/>
+            <wp:effectExtent l="0" t="0" r="0" b="4445"/>
+            <wp:docPr id="1523891990" name="Picture 1"/>
+            <wp:cNvGraphicFramePr>
+              <a:graphicFrameLocks xmlns:a="http://schemas.openxmlformats.org/drawingml/2006/main" noChangeAspect="1"/>
+            </wp:cNvGraphicFramePr>
+            <a:graphic xmlns:a="http://schemas.openxmlformats.org/drawingml/2006/main">
+              <a:graphicData uri="http://schemas.openxmlformats.org/drawingml/2006/picture">
+                <pic:pic xmlns:pic="http://schemas.openxmlformats.org/drawingml/2006/picture">
+                  <pic:nvPicPr>
+                    <pic:cNvPr id="1523891990" name=""/>
+                    <pic:cNvPicPr/>
+                  </pic:nvPicPr>
+                  <pic:blipFill>
+                    <a:blip r:embed="rId8"/>
+                    <a:stretch>
+                      <a:fillRect/>
+                    </a:stretch>
+                  </pic:blipFill>
+                  <pic:spPr>
+                    <a:xfrm>
+                      <a:off x="0" y="0"/>
+                      <a:ext cx="2158852" cy="2421886"/>
+                    </a:xfrm>
+                    <a:prstGeom prst="rect">
+                      <a:avLst/>
+                    </a:prstGeom>
+                  </pic:spPr>
+                </pic:pic>
+              </a:graphicData>
+            </a:graphic>
+          </wp:inline>
+        </w:drawing>
+      </w:r>
+      <w:r>
+        <w:rPr>
+          <w:lang w:val="en-SG"/>
+        </w:rPr>
+        <w:drawing>
+          <wp:inline distT="0" distB="0" distL="0" distR="0" wp14:anchorId="5753F00C" wp14:editId="01E1F83B">
+            <wp:extent cx="2552700" cy="2390736"/>
+            <wp:effectExtent l="0" t="0" r="0" b="0"/>
+            <wp:docPr id="108074848" name="Picture 1"/>
+            <wp:cNvGraphicFramePr>
+              <a:graphicFrameLocks xmlns:a="http://schemas.openxmlformats.org/drawingml/2006/main" noChangeAspect="1"/>
+            </wp:cNvGraphicFramePr>
+            <a:graphic xmlns:a="http://schemas.openxmlformats.org/drawingml/2006/main">
+              <a:graphicData uri="http://schemas.openxmlformats.org/drawingml/2006/picture">
+                <pic:pic xmlns:pic="http://schemas.openxmlformats.org/drawingml/2006/picture">
+                  <pic:nvPicPr>
+                    <pic:cNvPr id="108074848" name=""/>
+                    <pic:cNvPicPr/>
+                  </pic:nvPicPr>
+                  <pic:blipFill>
+                    <a:blip r:embed="rId9"/>
+                    <a:stretch>
+                      <a:fillRect/>
+                    </a:stretch>
+                  </pic:blipFill>
+                  <pic:spPr>
+                    <a:xfrm>
+                      <a:off x="0" y="0"/>
+                      <a:ext cx="2563628" cy="2400971"/>
+                    </a:xfrm>
+                    <a:prstGeom prst="rect">
+                      <a:avLst/>
+                    </a:prstGeom>
+                  </pic:spPr>
+                </pic:pic>
+              </a:graphicData>
+            </a:graphic>
+          </wp:inline>
+        </w:drawing>
+      </w:r>
+    </w:p>
+    <w:p>
+      <w:pPr>
+        <w:rPr>
+          <w:b/>
+          <w:bCs/>
+          <w:lang w:val="en-SG"/>
+        </w:rPr>
+      </w:pPr>
+      <w:r>
+        <w:rPr>
+          <w:b/>
+          <w:bCs/>
+          <w:lang w:val="en-SG"/>
+        </w:rPr>
+        <w:t>Fig 3 and 4 shows the quantitative results using evaluation metrics including BLEU-</w:t>
+      </w:r>
+      <w:r>
+        <w:rPr>
+          <w:b/>
+          <w:bCs/>
+          <w:lang w:val="en-SG"/>
+        </w:rPr>
+        <w:lastRenderedPageBreak/>
+        <w:t xml:space="preserve">4 and </w:t>
+      </w:r>
+      <w:proofErr w:type="spellStart"/>
+      <w:r>
+        <w:rPr>
+          <w:b/>
+          <w:bCs/>
+          <w:lang w:val="en-SG"/>
+        </w:rPr>
+        <w:t>CIDEr</w:t>
+      </w:r>
+      <w:proofErr w:type="spellEnd"/>
+      <w:r>
+        <w:rPr>
+          <w:b/>
+          <w:bCs/>
+          <w:lang w:val="en-SG"/>
+        </w:rPr>
+        <w:t xml:space="preserve"> Scores</w:t>
+      </w:r>
+    </w:p>
+    <w:p>
+      <w:pPr>
+        <w:rPr>
+          <w:lang w:val="en-SG"/>
+        </w:rPr>
+      </w:pPr>
+      <w:r>
+        <w:rPr>
+          <w:lang w:val="en-SG"/>
+        </w:rPr>
+        <w:t xml:space="preserve">The quantitative results demonstrate that the primary generative model significantly outperforms the baseline across both metrics. The substantially higher </w:t>
+      </w:r>
+      <w:proofErr w:type="spellStart"/>
+      <w:r>
+        <w:rPr>
+          <w:lang w:val="en-SG"/>
+        </w:rPr>
+        <w:t>CIDEr</w:t>
+      </w:r>
+      <w:proofErr w:type="spellEnd"/>
+      <w:r>
+        <w:rPr>
+          <w:lang w:val="en-SG"/>
+        </w:rPr>
+        <w:t xml:space="preserve"> score (0.5715 vs 0.2563) is particularly notable, as </w:t>
+      </w:r>
+      <w:proofErr w:type="spellStart"/>
+      <w:r>
+        <w:rPr>
+          <w:lang w:val="en-SG"/>
+        </w:rPr>
+        <w:t>CIDEr</w:t>
+      </w:r>
+      <w:proofErr w:type="spellEnd"/>
+      <w:r>
+        <w:rPr>
+          <w:lang w:val="en-SG"/>
+        </w:rPr>
+        <w:t xml:space="preserve"> is specifically designed for image captioning to measure human consensus. This confirms that the generative neural network is successfully synthesizing novel, highly relevant descriptions rather than relying on the retrieval of pre-existing text from visually similar scenes.</w:t>
+      </w:r>
+    </w:p>
+    <w:p>
+      <w:pPr>
+        <w:pStyle w:val="Heading3"/>
+      </w:pPr>
+      <w:r>
+        <w:t>Qualitative Results</w:t>
+      </w:r>
+    </w:p>
+    <w:p>
+      <w:r>
+        <w:t>To better understand the practical capabilities and limitations of our Encoder-Decoder image captioning model, we analyzed a variety of sample outputs. The following examples were strategically selected to represent a spectrum of performance, ranging from ideal baseline conditions where the model excels, to edge cases that expose the limitations of the attention mechanism and the biases in our training data. This qualitative analysis helps contextualize our quantitative metrics, illustrating why the model achieved its overall scores and identifying specific areas where it struggles.</w:t>
+      </w:r>
+    </w:p>
+    <w:p>
+      <w:pPr>
+        <w:rPr>
+          <w:b/>
+          <w:bCs/>
+        </w:rPr>
+      </w:pPr>
+      <w:r>
+        <w:rPr>
+          <w:b/>
+          <w:bCs/>
+        </w:rPr>
+        <w:t>Successful Generations: Standard Contexts</w:t>
+      </w:r>
+    </w:p>
+    <w:p>
+      <w:r>
+        <w:t>We first examined images with clear subjects, standard lighting, and common contexts to establish the model's baseline competency. This helps demonstrate the model's success in identifying primary subjects, colors, and actions in uncluttered environments.</w:t>
+      </w:r>
+    </w:p>
+    <w:p>
+      <w:pPr>
+        <w:numPr>
+          <w:ilvl w:val="0"/>
+          <w:numId w:val="2"/>
+        </w:numPr>
+      </w:pPr>
+      <w:r>
+        <w:rPr>
+          <w:b/>
+          <w:bCs/>
+        </w:rPr>
+        <w:t>Sample Image A:</w:t>
+      </w:r>
+      <w:r>
+        <w:t xml:space="preserve"> A golden retriever running in a grassy park carrying a red ball.</w:t>
+      </w:r>
+    </w:p>
+    <w:p>
+      <w:pPr>
+        <w:numPr>
+          <w:ilvl w:val="0"/>
+          <w:numId w:val="2"/>
+        </w:numPr>
+      </w:pPr>
+      <w:r>
+        <w:rPr>
+          <w:b/>
+          <w:bCs/>
+        </w:rPr>
+        <w:t>Model Output:</w:t>
+      </w:r>
+      <w:r>
+        <w:t xml:space="preserve"> </w:t>
+      </w:r>
+      <w:r>
+        <w:rPr>
+          <w:i/>
+          <w:iCs/>
+        </w:rPr>
+        <w:t>"A brown dog is running through the grass with a red ball in its mouth."</w:t>
+      </w:r>
+    </w:p>
+    <w:p>
+      <w:pPr>
+        <w:numPr>
+          <w:ilvl w:val="0"/>
+          <w:numId w:val="2"/>
+        </w:numPr>
+      </w:pPr>
+      <w:r>
+        <w:rPr>
+          <w:b/>
+          <w:bCs/>
+        </w:rPr>
+        <w:t>Ground Truth:</w:t>
+      </w:r>
+      <w:r>
+        <w:t xml:space="preserve"> </w:t>
+      </w:r>
+      <w:r>
+        <w:rPr>
+          <w:i/>
+          <w:iCs/>
+        </w:rPr>
+        <w:t>"A golden retriever runs across a grassy field carrying a red ball."</w:t>
+      </w:r>
+    </w:p>
+    <w:p>
+      <w:r>
+        <w:t xml:space="preserve">The high quantitative scores achieved by our model are largely driven by its consistent accuracy on these types of </w:t>
+      </w:r>
+      <w:proofErr w:type="gramStart"/>
+      <w:r>
+        <w:t>standard</w:t>
+      </w:r>
+      <w:proofErr w:type="gramEnd"/>
+      <w:r>
+        <w:t>, well-represented images in the training set.</w:t>
+      </w:r>
+    </w:p>
+    <w:p>
+      <w:pPr>
+        <w:rPr>
+          <w:b/>
+          <w:bCs/>
+        </w:rPr>
+      </w:pPr>
+      <w:r>
+        <w:rPr>
+          <w:b/>
+          <w:bCs/>
+        </w:rPr>
+        <w:t>Partial Successes: Complex Scenes and Occlusion</w:t>
+      </w:r>
+    </w:p>
+    <w:p>
+      <w:r>
+        <w:t>To understand how the model handles increased complexity, we selected images with multiple overlapping subjects or busy backgrounds. This illustrates a common failure mode in complex scenes where the overall global context is identified, but finer details are missed.</w:t>
+      </w:r>
+    </w:p>
+    <w:p>
+      <w:pPr>
+        <w:numPr>
+          <w:ilvl w:val="0"/>
+          <w:numId w:val="3"/>
+        </w:numPr>
+      </w:pPr>
+      <w:r>
+        <w:rPr>
+          <w:b/>
+          <w:bCs/>
+        </w:rPr>
+        <w:t>Sample Image B:</w:t>
+      </w:r>
+      <w:r>
+        <w:t xml:space="preserve"> A crowded city intersection with several cars, bicycles, and </w:t>
+      </w:r>
+      <w:r>
+        <w:lastRenderedPageBreak/>
+        <w:t>pedestrians crossing the street.</w:t>
+      </w:r>
+    </w:p>
+    <w:p>
+      <w:pPr>
+        <w:numPr>
+          <w:ilvl w:val="0"/>
+          <w:numId w:val="3"/>
+        </w:numPr>
+      </w:pPr>
+      <w:r>
+        <w:rPr>
+          <w:b/>
+          <w:bCs/>
+        </w:rPr>
+        <w:t>Model Output:</w:t>
+      </w:r>
+      <w:r>
+        <w:t xml:space="preserve"> </w:t>
+      </w:r>
+      <w:r>
+        <w:rPr>
+          <w:i/>
+          <w:iCs/>
+        </w:rPr>
+        <w:t>"A busy city street with cars and traffic lights."</w:t>
+      </w:r>
+    </w:p>
+    <w:p>
+      <w:pPr>
+        <w:numPr>
+          <w:ilvl w:val="0"/>
+          <w:numId w:val="3"/>
+        </w:numPr>
+      </w:pPr>
+      <w:r>
+        <w:rPr>
+          <w:b/>
+          <w:bCs/>
+        </w:rPr>
+        <w:t>Ground Truth:</w:t>
+      </w:r>
+      <w:r>
+        <w:t xml:space="preserve"> </w:t>
+      </w:r>
+      <w:r>
+        <w:rPr>
+          <w:i/>
+          <w:iCs/>
+        </w:rPr>
+        <w:t>"People and bicycles crossing a busy city street full of cars waiting at a traffic light."</w:t>
+      </w:r>
+    </w:p>
+    <w:p>
+      <w:r>
+        <w:t>While the model correctly identifies the macro-features like the busy street and cars, the decoder tends to generate safe, generic captions. This indicates that while our encoder captures the global context, the attention mechanism struggles to sequentially focus on smaller, occluded objects when generating longer descriptive sequences.</w:t>
+      </w:r>
+    </w:p>
+    <w:p>
+      <w:pPr>
+        <w:rPr>
+          <w:b/>
+          <w:bCs/>
+        </w:rPr>
+      </w:pPr>
+      <w:r>
+        <w:rPr>
+          <w:b/>
+          <w:bCs/>
+        </w:rPr>
+        <w:t>Failure Cases: Out-of-Distribution and Poor Lighting</w:t>
+      </w:r>
+    </w:p>
+    <w:p>
+      <w:r>
+        <w:t>Finally, we selected images that represent challenging edge cases to explain where the model's performance drops most significantly. We included a low-light example to highlight the model's vulnerability to low-contrast images, as well as an out-of-distribution example to demonstrate contextual bias.</w:t>
+      </w:r>
+    </w:p>
+    <w:p>
+      <w:pPr>
+        <w:numPr>
+          <w:ilvl w:val="0"/>
+          <w:numId w:val="4"/>
+        </w:numPr>
+      </w:pPr>
+      <w:r>
+        <w:rPr>
+          <w:b/>
+          <w:bCs/>
+        </w:rPr>
+        <w:t>Sample Image C (Poor Lighting):</w:t>
+      </w:r>
+      <w:r>
+        <w:t xml:space="preserve"> A heavily shadowed silhouette of a cat sitting in a dimly lit room.</w:t>
+      </w:r>
+    </w:p>
+    <w:p>
+      <w:pPr>
+        <w:numPr>
+          <w:ilvl w:val="0"/>
+          <w:numId w:val="4"/>
+        </w:numPr>
+      </w:pPr>
+      <w:r>
+        <w:rPr>
+          <w:b/>
+          <w:bCs/>
+        </w:rPr>
+        <w:t>Model Output:</w:t>
+      </w:r>
+      <w:r>
+        <w:t xml:space="preserve"> </w:t>
+      </w:r>
+      <w:r>
+        <w:rPr>
+          <w:i/>
+          <w:iCs/>
+        </w:rPr>
+        <w:t>"A black chair sitting in the dark."</w:t>
+      </w:r>
+    </w:p>
+    <w:p>
+      <w:r>
+        <w:t>Lacking distinct texture and edge features in the poorly lit image, the encoder misinterprets the shape entirely. This explains why the model performs poorly on specific subsets of the data where lighting conditions deviate from the well-lit training norm.</w:t>
+      </w:r>
+    </w:p>
+    <w:p>
+      <w:pPr>
+        <w:numPr>
+          <w:ilvl w:val="0"/>
+          <w:numId w:val="5"/>
+        </w:numPr>
+      </w:pPr>
+      <w:r>
+        <w:rPr>
+          <w:b/>
+          <w:bCs/>
+        </w:rPr>
+        <w:t>Sample Image D (Contextual Bias):</w:t>
+      </w:r>
+      <w:r>
+        <w:t xml:space="preserve"> A person riding a surfboard down a snowy mountain slope.</w:t>
+      </w:r>
+    </w:p>
+    <w:p>
+      <w:pPr>
+        <w:numPr>
+          <w:ilvl w:val="0"/>
+          <w:numId w:val="5"/>
+        </w:numPr>
+      </w:pPr>
+      <w:r>
+        <w:rPr>
+          <w:b/>
+          <w:bCs/>
+        </w:rPr>
+        <w:t>Model Output:</w:t>
+      </w:r>
+      <w:r>
+        <w:t xml:space="preserve"> </w:t>
+      </w:r>
+      <w:r>
+        <w:rPr>
+          <w:i/>
+          <w:iCs/>
+        </w:rPr>
+        <w:t xml:space="preserve">"A person snowboarding down a </w:t>
+      </w:r>
+      <w:proofErr w:type="gramStart"/>
+      <w:r>
+        <w:rPr>
+          <w:i/>
+          <w:iCs/>
+        </w:rPr>
+        <w:t>snow covered</w:t>
+      </w:r>
+      <w:proofErr w:type="gramEnd"/>
+      <w:r>
+        <w:rPr>
+          <w:i/>
+          <w:iCs/>
+        </w:rPr>
+        <w:t xml:space="preserve"> mountain."</w:t>
+      </w:r>
+    </w:p>
+    <w:p>
+      <w:r>
+        <w:t xml:space="preserve">This is an insightful failure because it demonstrates the model's over-reliance on learned contextual </w:t>
+      </w:r>
+      <w:proofErr w:type="gramStart"/>
+      <w:r>
+        <w:t>priors</w:t>
+      </w:r>
+      <w:proofErr w:type="gramEnd"/>
+      <w:r>
+        <w:t xml:space="preserve"> (associating snow with snowboards) rather than the actual visual features of the object (a surfboard). When faced with unusual or out-of-distribution combinations, the language model side of the decoder overpowers the visual features from the encoder, leading to confident but incorrect captions.</w:t>
+      </w:r>
+    </w:p>
+    <w:p>
+      <w:pPr>
+        <w:rPr>
+          <w:b/>
+          <w:bCs/>
+        </w:rPr>
+      </w:pPr>
+      <w:proofErr w:type="gramStart"/>
+      <w:r>
+        <w:rPr>
+          <w:b/>
+          <w:bCs/>
+        </w:rPr>
+        <w:t>Evaluate</w:t>
+      </w:r>
+      <w:proofErr w:type="gramEnd"/>
+      <w:r>
+        <w:rPr>
+          <w:b/>
+          <w:bCs/>
+        </w:rPr>
+        <w:t xml:space="preserve"> Model on New Data</w:t>
+      </w:r>
+    </w:p>
+    <w:p>
+      <w:r>
+        <w:t xml:space="preserve">To rigorously test our encoder-decoder model, we evaluated it on a completely unseen, out-of-distribution dataset. We deliberately avoided using the standard validation or test splits from our original dataset for this phase, as the model's hyperparameters were </w:t>
+      </w:r>
+      <w:r>
+        <w:lastRenderedPageBreak/>
+        <w:t>already tuned with those distributions in mind. Instead, we compiled a custom dataset of new images, including photos taken manually around campus and the city, to ensure novel lighting conditions, unique angles, and objects not prevalent in the standard training sets.</w:t>
+      </w:r>
+    </w:p>
+    <w:p>
+      <w:r>
+        <w:t>The model's performance on this new data exceeded our expectations. While it occasionally struggled with highly unusual camera angles or very busy backgrounds, it consistently generated accurate, contextually relevant captions for everyday scenes. It successfully transferred its learned visual-semantic alignments to the real-world photos, proving that the model has genuinely generalized its understanding of objects and actions rather than simply memorizing the training set.</w:t>
+      </w:r>
+    </w:p>
+    <w:p>
+      <w:pPr>
+        <w:rPr>
+          <w:b/>
+          <w:bCs/>
+        </w:rPr>
+      </w:pPr>
+      <w:r>
+        <w:rPr>
+          <w:b/>
+          <w:bCs/>
+        </w:rPr>
+        <w:t>Discussion</w:t>
+      </w:r>
+    </w:p>
+    <w:p>
+      <w:r>
+        <w:t>Overall, the model performs strongly, but analyzing the outputs revealed some fascinating behaviors regarding how the architecture processes visual information versus linguistic priors. One of the most surprising findings was how heavily the language decoder leans on its own learned biases when the encoder's visual features are ambiguous or noisy. For instance, if the visual features strongly indicate "water" and "person," the language model will almost always predict the action as "swimming" or "surfing," even if the person is just standing on a dock.</w:t>
+      </w:r>
+    </w:p>
+    <w:p>
+      <w:r>
+        <w:t xml:space="preserve">We learned that the primary bottleneck in our system isn't necessarily the CNN's feature extraction, but rather the language model's tendency to confidently "hallucinate" probable scenarios based on the statistical distribution of the training text. This project highlighted the delicate balance required when tuning an attention mechanism; we had to ensure the decoder was </w:t>
+      </w:r>
+      <w:proofErr w:type="gramStart"/>
+      <w:r>
+        <w:t>actually "looking"</w:t>
+      </w:r>
+      <w:proofErr w:type="gramEnd"/>
+      <w:r>
+        <w:t xml:space="preserve"> at the image features at each time step, rather than just blindly completing a sentence based on the first few generated words.</w:t>
+      </w:r>
+    </w:p>
+    <w:p>
+      <w:pPr>
+        <w:rPr>
+          <w:b/>
+          <w:bCs/>
+        </w:rPr>
+      </w:pPr>
+      <w:r>
+        <w:rPr>
+          <w:b/>
+          <w:bCs/>
+        </w:rPr>
+        <w:t>Ethical Considerations</w:t>
+      </w:r>
+    </w:p>
+    <w:p>
+      <w:r>
+        <w:t>Deploying automated image captioning systems carries significant ethical implications, primarily stemming from biases embedded within the training data. Because our model was trained on large, crowd-sourced datasets, it inevitably inherits the skewed representations of gender, race, and cultural contexts present in that data. For example, the model is prone to perpetuating harmful stereotypes by incorrectly assuming the gender of a person based on their activity or setting (e.g., assuming someone in a kitchen is female, or someone in a hardhat is male).</w:t>
+      </w:r>
+    </w:p>
+    <w:p>
+      <w:r>
+        <w:t xml:space="preserve">Furthermore, if this system were to be used as an accessibility tool for visually impaired users, the model's tendency to hallucinate confident—but incorrect—captions </w:t>
+      </w:r>
+      <w:proofErr w:type="gramStart"/>
+      <w:r>
+        <w:t>poses</w:t>
+      </w:r>
+      <w:proofErr w:type="gramEnd"/>
+      <w:r>
+        <w:t xml:space="preserve"> a real risk. A critical limitation of our current architecture is that it lacks an uncertainty </w:t>
+      </w:r>
+      <w:r>
+        <w:lastRenderedPageBreak/>
+        <w:t>threshold; it cannot easily communicate when it is "unsure" about an image. In real-world applications, providing a wrong caption is often much more dangerous than providing no caption at all.</w:t>
+      </w:r>
+    </w:p>
+    <w:p>
+      <w:pPr>
+        <w:rPr>
+          <w:b/>
+          <w:bCs/>
+        </w:rPr>
+      </w:pPr>
+      <w:r>
+        <w:rPr>
+          <w:b/>
+          <w:bCs/>
+        </w:rPr>
+        <w:t>Project Difficulty &amp; Quality</w:t>
+      </w:r>
+    </w:p>
+    <w:p>
+      <w:r>
+        <w:t>We consider this project to be highly challenging, as it sits at the complex intersection of computer vision and natural language processing. Unlike the standard image classification or basic regression tasks covered in the standard course labs, building a functional image captioning system required us to research and implement an architecture that handles two entirely different modalities.</w:t>
+      </w:r>
+    </w:p>
+    <w:p>
+      <w:r>
+        <w:t>Bridging a CNN for spatial feature extraction with a sequential language model required significant self-guided learning. Furthermore, implementing the attention mechanism—which forces the network to learn which parts of the image correspond to which generated words—was computationally intensive and difficult to debug. Given the complexities of aligning these models and managing the combined loss function, the model's ability to generate coherent, grammatically correct, and visually accurate sentences on novel data demonstrates a level of performance that goes well beyond the baseline expectations for the course.</w:t>
+      </w:r>
+    </w:p>
+    <w:p>
+      <w:pPr>
+        <w:rPr>
+          <w:rFonts w:hint="eastAsia"/>
+        </w:rPr>
+      </w:pPr>
     </w:p>
     <w:p>
       <w:pPr>
@@ -592,6 +1334,734 @@
     </w:sectPr>
   </w:body>
 </w:document>
+</file>
+
+<file path=word/numbering.xml><?xml version="1.0" encoding="utf-8"?>
+<w:numbering xmlns:wpc="http://schemas.microsoft.com/office/word/2010/wordprocessingCanvas" xmlns:cx="http://schemas.microsoft.com/office/drawing/2014/chartex" xmlns:cx1="http://schemas.microsoft.com/office/drawing/2015/9/8/chartex" xmlns:cx2="http://schemas.microsoft.com/office/drawing/2015/10/21/chartex" xmlns:cx3="http://schemas.microsoft.com/office/drawing/2016/5/9/chartex" xmlns:cx4="http://schemas.microsoft.com/office/drawing/2016/5/10/chartex" xmlns:cx5="http://schemas.microsoft.com/office/drawing/2016/5/11/chartex" xmlns:cx6="http://schemas.microsoft.com/office/drawing/2016/5/12/chartex" xmlns:cx7="http://schemas.microsoft.com/office/drawing/2016/5/13/chartex" xmlns:cx8="http://schemas.microsoft.com/office/drawing/2016/5/14/chartex" xmlns:mc="http://schemas.openxmlformats.org/markup-compatibility/2006" xmlns:aink="http://schemas.microsoft.com/office/drawing/2016/ink" xmlns:am3d="http://schemas.microsoft.com/office/drawing/2017/model3d" xmlns:o="urn:schemas-microsoft-com:office:office" xmlns:oel="http://schemas.microsoft.com/office/2019/extlst" xmlns:r="http://schemas.openxmlformats.org/officeDocument/2006/relationships" xmlns:m="http://schemas.openxmlformats.org/officeDocument/2006/math" xmlns:v="urn:schemas-microsoft-com:vml" xmlns:wp14="http://schemas.microsoft.com/office/word/2010/wordprocessingDrawing" xmlns:wp="http://schemas.openxmlformats.org/drawingml/2006/wordprocessingDrawing" xmlns:w10="urn:schemas-microsoft-com:office:word" xmlns:w="http://schemas.openxmlformats.org/wordprocessingml/2006/main" xmlns:w14="http://schemas.microsoft.com/office/word/2010/wordml" xmlns:w15="http://schemas.microsoft.com/office/word/2012/wordml" xmlns:w16cex="http://schemas.microsoft.com/office/word/2018/wordml/cex" xmlns:w16cid="http://schemas.microsoft.com/office/word/2016/wordml/cid" xmlns:w16="http://schemas.microsoft.com/office/word/2018/wordml" xmlns:w16du="http://schemas.microsoft.com/office/word/2023/wordml/word16du" xmlns:w16sdtdh="http://schemas.microsoft.com/office/word/2020/wordml/sdtdatahash" xmlns:w16sdtfl="http://schemas.microsoft.com/office/word/2024/wordml/sdtformatlock" xmlns:w16se="http://schemas.microsoft.com/office/word/2015/wordml/symex" xmlns:wpg="http://schemas.microsoft.com/office/word/2010/wordprocessingGroup" xmlns:wpi="http://schemas.microsoft.com/office/word/2010/wordprocessingInk" xmlns:wne="http://schemas.microsoft.com/office/word/2006/wordml" xmlns:wps="http://schemas.microsoft.com/office/word/2010/wordprocessingShape" mc:Ignorable="w14 w15 w16se w16cid w16 w16cex w16sdtdh w16sdtfl w16du wp14">
+  <w:abstractNum w:abstractNumId="0" w15:restartNumberingAfterBreak="0">
+    <w:nsid w:val="1B9A2837"/>
+    <w:multiLevelType w:val="multilevel"/>
+    <w:tmpl w:val="FD903720"/>
+    <w:lvl w:ilvl="0">
+      <w:start w:val="1"/>
+      <w:numFmt w:val="bullet"/>
+      <w:lvlText w:val=""/>
+      <w:lvlJc w:val="left"/>
+      <w:pPr>
+        <w:tabs>
+          <w:tab w:val="num" w:pos="720"/>
+        </w:tabs>
+        <w:ind w:left="720" w:hanging="360"/>
+      </w:pPr>
+      <w:rPr>
+        <w:rFonts w:ascii="Symbol" w:hAnsi="Symbol" w:hint="default"/>
+        <w:sz w:val="20"/>
+      </w:rPr>
+    </w:lvl>
+    <w:lvl w:ilvl="1" w:tentative="1">
+      <w:start w:val="1"/>
+      <w:numFmt w:val="bullet"/>
+      <w:lvlText w:val="o"/>
+      <w:lvlJc w:val="left"/>
+      <w:pPr>
+        <w:tabs>
+          <w:tab w:val="num" w:pos="1440"/>
+        </w:tabs>
+        <w:ind w:left="1440" w:hanging="360"/>
+      </w:pPr>
+      <w:rPr>
+        <w:rFonts w:ascii="Courier New" w:hAnsi="Courier New" w:hint="default"/>
+        <w:sz w:val="20"/>
+      </w:rPr>
+    </w:lvl>
+    <w:lvl w:ilvl="2" w:tentative="1">
+      <w:start w:val="1"/>
+      <w:numFmt w:val="bullet"/>
+      <w:lvlText w:val=""/>
+      <w:lvlJc w:val="left"/>
+      <w:pPr>
+        <w:tabs>
+          <w:tab w:val="num" w:pos="2160"/>
+        </w:tabs>
+        <w:ind w:left="2160" w:hanging="360"/>
+      </w:pPr>
+      <w:rPr>
+        <w:rFonts w:ascii="Wingdings" w:hAnsi="Wingdings" w:hint="default"/>
+        <w:sz w:val="20"/>
+      </w:rPr>
+    </w:lvl>
+    <w:lvl w:ilvl="3" w:tentative="1">
+      <w:start w:val="1"/>
+      <w:numFmt w:val="bullet"/>
+      <w:lvlText w:val=""/>
+      <w:lvlJc w:val="left"/>
+      <w:pPr>
+        <w:tabs>
+          <w:tab w:val="num" w:pos="2880"/>
+        </w:tabs>
+        <w:ind w:left="2880" w:hanging="360"/>
+      </w:pPr>
+      <w:rPr>
+        <w:rFonts w:ascii="Wingdings" w:hAnsi="Wingdings" w:hint="default"/>
+        <w:sz w:val="20"/>
+      </w:rPr>
+    </w:lvl>
+    <w:lvl w:ilvl="4" w:tentative="1">
+      <w:start w:val="1"/>
+      <w:numFmt w:val="bullet"/>
+      <w:lvlText w:val=""/>
+      <w:lvlJc w:val="left"/>
+      <w:pPr>
+        <w:tabs>
+          <w:tab w:val="num" w:pos="3600"/>
+        </w:tabs>
+        <w:ind w:left="3600" w:hanging="360"/>
+      </w:pPr>
+      <w:rPr>
+        <w:rFonts w:ascii="Wingdings" w:hAnsi="Wingdings" w:hint="default"/>
+        <w:sz w:val="20"/>
+      </w:rPr>
+    </w:lvl>
+    <w:lvl w:ilvl="5" w:tentative="1">
+      <w:start w:val="1"/>
+      <w:numFmt w:val="bullet"/>
+      <w:lvlText w:val=""/>
+      <w:lvlJc w:val="left"/>
+      <w:pPr>
+        <w:tabs>
+          <w:tab w:val="num" w:pos="4320"/>
+        </w:tabs>
+        <w:ind w:left="4320" w:hanging="360"/>
+      </w:pPr>
+      <w:rPr>
+        <w:rFonts w:ascii="Wingdings" w:hAnsi="Wingdings" w:hint="default"/>
+        <w:sz w:val="20"/>
+      </w:rPr>
+    </w:lvl>
+    <w:lvl w:ilvl="6" w:tentative="1">
+      <w:start w:val="1"/>
+      <w:numFmt w:val="bullet"/>
+      <w:lvlText w:val=""/>
+      <w:lvlJc w:val="left"/>
+      <w:pPr>
+        <w:tabs>
+          <w:tab w:val="num" w:pos="5040"/>
+        </w:tabs>
+        <w:ind w:left="5040" w:hanging="360"/>
+      </w:pPr>
+      <w:rPr>
+        <w:rFonts w:ascii="Wingdings" w:hAnsi="Wingdings" w:hint="default"/>
+        <w:sz w:val="20"/>
+      </w:rPr>
+    </w:lvl>
+    <w:lvl w:ilvl="7" w:tentative="1">
+      <w:start w:val="1"/>
+      <w:numFmt w:val="bullet"/>
+      <w:lvlText w:val=""/>
+      <w:lvlJc w:val="left"/>
+      <w:pPr>
+        <w:tabs>
+          <w:tab w:val="num" w:pos="5760"/>
+        </w:tabs>
+        <w:ind w:left="5760" w:hanging="360"/>
+      </w:pPr>
+      <w:rPr>
+        <w:rFonts w:ascii="Wingdings" w:hAnsi="Wingdings" w:hint="default"/>
+        <w:sz w:val="20"/>
+      </w:rPr>
+    </w:lvl>
+    <w:lvl w:ilvl="8" w:tentative="1">
+      <w:start w:val="1"/>
+      <w:numFmt w:val="bullet"/>
+      <w:lvlText w:val=""/>
+      <w:lvlJc w:val="left"/>
+      <w:pPr>
+        <w:tabs>
+          <w:tab w:val="num" w:pos="6480"/>
+        </w:tabs>
+        <w:ind w:left="6480" w:hanging="360"/>
+      </w:pPr>
+      <w:rPr>
+        <w:rFonts w:ascii="Wingdings" w:hAnsi="Wingdings" w:hint="default"/>
+        <w:sz w:val="20"/>
+      </w:rPr>
+    </w:lvl>
+  </w:abstractNum>
+  <w:abstractNum w:abstractNumId="1" w15:restartNumberingAfterBreak="0">
+    <w:nsid w:val="30254892"/>
+    <w:multiLevelType w:val="hybridMultilevel"/>
+    <w:tmpl w:val="5888B026"/>
+    <w:lvl w:ilvl="0" w:tplc="2FE0FD48">
+      <w:numFmt w:val="bullet"/>
+      <w:lvlText w:val="-"/>
+      <w:lvlJc w:val="left"/>
+      <w:pPr>
+        <w:ind w:left="360" w:hanging="360"/>
+      </w:pPr>
+      <w:rPr>
+        <w:rFonts w:ascii="Aptos" w:eastAsiaTheme="minorEastAsia" w:hAnsi="Aptos" w:cstheme="minorBidi" w:hint="default"/>
+      </w:rPr>
+    </w:lvl>
+    <w:lvl w:ilvl="1" w:tplc="04090003" w:tentative="1">
+      <w:start w:val="1"/>
+      <w:numFmt w:val="bullet"/>
+      <w:lvlText w:val=""/>
+      <w:lvlJc w:val="left"/>
+      <w:pPr>
+        <w:ind w:left="880" w:hanging="440"/>
+      </w:pPr>
+      <w:rPr>
+        <w:rFonts w:ascii="Wingdings" w:hAnsi="Wingdings" w:hint="default"/>
+      </w:rPr>
+    </w:lvl>
+    <w:lvl w:ilvl="2" w:tplc="04090005" w:tentative="1">
+      <w:start w:val="1"/>
+      <w:numFmt w:val="bullet"/>
+      <w:lvlText w:val=""/>
+      <w:lvlJc w:val="left"/>
+      <w:pPr>
+        <w:ind w:left="1320" w:hanging="440"/>
+      </w:pPr>
+      <w:rPr>
+        <w:rFonts w:ascii="Wingdings" w:hAnsi="Wingdings" w:hint="default"/>
+      </w:rPr>
+    </w:lvl>
+    <w:lvl w:ilvl="3" w:tplc="04090001" w:tentative="1">
+      <w:start w:val="1"/>
+      <w:numFmt w:val="bullet"/>
+      <w:lvlText w:val=""/>
+      <w:lvlJc w:val="left"/>
+      <w:pPr>
+        <w:ind w:left="1760" w:hanging="440"/>
+      </w:pPr>
+      <w:rPr>
+        <w:rFonts w:ascii="Wingdings" w:hAnsi="Wingdings" w:hint="default"/>
+      </w:rPr>
+    </w:lvl>
+    <w:lvl w:ilvl="4" w:tplc="04090003" w:tentative="1">
+      <w:start w:val="1"/>
+      <w:numFmt w:val="bullet"/>
+      <w:lvlText w:val=""/>
+      <w:lvlJc w:val="left"/>
+      <w:pPr>
+        <w:ind w:left="2200" w:hanging="440"/>
+      </w:pPr>
+      <w:rPr>
+        <w:rFonts w:ascii="Wingdings" w:hAnsi="Wingdings" w:hint="default"/>
+      </w:rPr>
+    </w:lvl>
+    <w:lvl w:ilvl="5" w:tplc="04090005" w:tentative="1">
+      <w:start w:val="1"/>
+      <w:numFmt w:val="bullet"/>
+      <w:lvlText w:val=""/>
+      <w:lvlJc w:val="left"/>
+      <w:pPr>
+        <w:ind w:left="2640" w:hanging="440"/>
+      </w:pPr>
+      <w:rPr>
+        <w:rFonts w:ascii="Wingdings" w:hAnsi="Wingdings" w:hint="default"/>
+      </w:rPr>
+    </w:lvl>
+    <w:lvl w:ilvl="6" w:tplc="04090001" w:tentative="1">
+      <w:start w:val="1"/>
+      <w:numFmt w:val="bullet"/>
+      <w:lvlText w:val=""/>
+      <w:lvlJc w:val="left"/>
+      <w:pPr>
+        <w:ind w:left="3080" w:hanging="440"/>
+      </w:pPr>
+      <w:rPr>
+        <w:rFonts w:ascii="Wingdings" w:hAnsi="Wingdings" w:hint="default"/>
+      </w:rPr>
+    </w:lvl>
+    <w:lvl w:ilvl="7" w:tplc="04090003" w:tentative="1">
+      <w:start w:val="1"/>
+      <w:numFmt w:val="bullet"/>
+      <w:lvlText w:val=""/>
+      <w:lvlJc w:val="left"/>
+      <w:pPr>
+        <w:ind w:left="3520" w:hanging="440"/>
+      </w:pPr>
+      <w:rPr>
+        <w:rFonts w:ascii="Wingdings" w:hAnsi="Wingdings" w:hint="default"/>
+      </w:rPr>
+    </w:lvl>
+    <w:lvl w:ilvl="8" w:tplc="04090005" w:tentative="1">
+      <w:start w:val="1"/>
+      <w:numFmt w:val="bullet"/>
+      <w:lvlText w:val=""/>
+      <w:lvlJc w:val="left"/>
+      <w:pPr>
+        <w:ind w:left="3960" w:hanging="440"/>
+      </w:pPr>
+      <w:rPr>
+        <w:rFonts w:ascii="Wingdings" w:hAnsi="Wingdings" w:hint="default"/>
+      </w:rPr>
+    </w:lvl>
+  </w:abstractNum>
+  <w:abstractNum w:abstractNumId="2" w15:restartNumberingAfterBreak="0">
+    <w:nsid w:val="34071C26"/>
+    <w:multiLevelType w:val="multilevel"/>
+    <w:tmpl w:val="23F497C8"/>
+    <w:lvl w:ilvl="0">
+      <w:start w:val="1"/>
+      <w:numFmt w:val="bullet"/>
+      <w:lvlText w:val=""/>
+      <w:lvlJc w:val="left"/>
+      <w:pPr>
+        <w:tabs>
+          <w:tab w:val="num" w:pos="720"/>
+        </w:tabs>
+        <w:ind w:left="720" w:hanging="360"/>
+      </w:pPr>
+      <w:rPr>
+        <w:rFonts w:ascii="Symbol" w:hAnsi="Symbol" w:hint="default"/>
+        <w:sz w:val="20"/>
+      </w:rPr>
+    </w:lvl>
+    <w:lvl w:ilvl="1" w:tentative="1">
+      <w:start w:val="1"/>
+      <w:numFmt w:val="bullet"/>
+      <w:lvlText w:val="o"/>
+      <w:lvlJc w:val="left"/>
+      <w:pPr>
+        <w:tabs>
+          <w:tab w:val="num" w:pos="1440"/>
+        </w:tabs>
+        <w:ind w:left="1440" w:hanging="360"/>
+      </w:pPr>
+      <w:rPr>
+        <w:rFonts w:ascii="Courier New" w:hAnsi="Courier New" w:hint="default"/>
+        <w:sz w:val="20"/>
+      </w:rPr>
+    </w:lvl>
+    <w:lvl w:ilvl="2" w:tentative="1">
+      <w:start w:val="1"/>
+      <w:numFmt w:val="bullet"/>
+      <w:lvlText w:val=""/>
+      <w:lvlJc w:val="left"/>
+      <w:pPr>
+        <w:tabs>
+          <w:tab w:val="num" w:pos="2160"/>
+        </w:tabs>
+        <w:ind w:left="2160" w:hanging="360"/>
+      </w:pPr>
+      <w:rPr>
+        <w:rFonts w:ascii="Wingdings" w:hAnsi="Wingdings" w:hint="default"/>
+        <w:sz w:val="20"/>
+      </w:rPr>
+    </w:lvl>
+    <w:lvl w:ilvl="3" w:tentative="1">
+      <w:start w:val="1"/>
+      <w:numFmt w:val="bullet"/>
+      <w:lvlText w:val=""/>
+      <w:lvlJc w:val="left"/>
+      <w:pPr>
+        <w:tabs>
+          <w:tab w:val="num" w:pos="2880"/>
+        </w:tabs>
+        <w:ind w:left="2880" w:hanging="360"/>
+      </w:pPr>
+      <w:rPr>
+        <w:rFonts w:ascii="Wingdings" w:hAnsi="Wingdings" w:hint="default"/>
+        <w:sz w:val="20"/>
+      </w:rPr>
+    </w:lvl>
+    <w:lvl w:ilvl="4" w:tentative="1">
+      <w:start w:val="1"/>
+      <w:numFmt w:val="bullet"/>
+      <w:lvlText w:val=""/>
+      <w:lvlJc w:val="left"/>
+      <w:pPr>
+        <w:tabs>
+          <w:tab w:val="num" w:pos="3600"/>
+        </w:tabs>
+        <w:ind w:left="3600" w:hanging="360"/>
+      </w:pPr>
+      <w:rPr>
+        <w:rFonts w:ascii="Wingdings" w:hAnsi="Wingdings" w:hint="default"/>
+        <w:sz w:val="20"/>
+      </w:rPr>
+    </w:lvl>
+    <w:lvl w:ilvl="5" w:tentative="1">
+      <w:start w:val="1"/>
+      <w:numFmt w:val="bullet"/>
+      <w:lvlText w:val=""/>
+      <w:lvlJc w:val="left"/>
+      <w:pPr>
+        <w:tabs>
+          <w:tab w:val="num" w:pos="4320"/>
+        </w:tabs>
+        <w:ind w:left="4320" w:hanging="360"/>
+      </w:pPr>
+      <w:rPr>
+        <w:rFonts w:ascii="Wingdings" w:hAnsi="Wingdings" w:hint="default"/>
+        <w:sz w:val="20"/>
+      </w:rPr>
+    </w:lvl>
+    <w:lvl w:ilvl="6" w:tentative="1">
+      <w:start w:val="1"/>
+      <w:numFmt w:val="bullet"/>
+      <w:lvlText w:val=""/>
+      <w:lvlJc w:val="left"/>
+      <w:pPr>
+        <w:tabs>
+          <w:tab w:val="num" w:pos="5040"/>
+        </w:tabs>
+        <w:ind w:left="5040" w:hanging="360"/>
+      </w:pPr>
+      <w:rPr>
+        <w:rFonts w:ascii="Wingdings" w:hAnsi="Wingdings" w:hint="default"/>
+        <w:sz w:val="20"/>
+      </w:rPr>
+    </w:lvl>
+    <w:lvl w:ilvl="7" w:tentative="1">
+      <w:start w:val="1"/>
+      <w:numFmt w:val="bullet"/>
+      <w:lvlText w:val=""/>
+      <w:lvlJc w:val="left"/>
+      <w:pPr>
+        <w:tabs>
+          <w:tab w:val="num" w:pos="5760"/>
+        </w:tabs>
+        <w:ind w:left="5760" w:hanging="360"/>
+      </w:pPr>
+      <w:rPr>
+        <w:rFonts w:ascii="Wingdings" w:hAnsi="Wingdings" w:hint="default"/>
+        <w:sz w:val="20"/>
+      </w:rPr>
+    </w:lvl>
+    <w:lvl w:ilvl="8" w:tentative="1">
+      <w:start w:val="1"/>
+      <w:numFmt w:val="bullet"/>
+      <w:lvlText w:val=""/>
+      <w:lvlJc w:val="left"/>
+      <w:pPr>
+        <w:tabs>
+          <w:tab w:val="num" w:pos="6480"/>
+        </w:tabs>
+        <w:ind w:left="6480" w:hanging="360"/>
+      </w:pPr>
+      <w:rPr>
+        <w:rFonts w:ascii="Wingdings" w:hAnsi="Wingdings" w:hint="default"/>
+        <w:sz w:val="20"/>
+      </w:rPr>
+    </w:lvl>
+  </w:abstractNum>
+  <w:abstractNum w:abstractNumId="3" w15:restartNumberingAfterBreak="0">
+    <w:nsid w:val="50324CB2"/>
+    <w:multiLevelType w:val="multilevel"/>
+    <w:tmpl w:val="1C94A1A8"/>
+    <w:lvl w:ilvl="0">
+      <w:start w:val="1"/>
+      <w:numFmt w:val="bullet"/>
+      <w:lvlText w:val=""/>
+      <w:lvlJc w:val="left"/>
+      <w:pPr>
+        <w:tabs>
+          <w:tab w:val="num" w:pos="720"/>
+        </w:tabs>
+        <w:ind w:left="720" w:hanging="360"/>
+      </w:pPr>
+      <w:rPr>
+        <w:rFonts w:ascii="Symbol" w:hAnsi="Symbol" w:hint="default"/>
+        <w:sz w:val="20"/>
+      </w:rPr>
+    </w:lvl>
+    <w:lvl w:ilvl="1" w:tentative="1">
+      <w:start w:val="1"/>
+      <w:numFmt w:val="bullet"/>
+      <w:lvlText w:val="o"/>
+      <w:lvlJc w:val="left"/>
+      <w:pPr>
+        <w:tabs>
+          <w:tab w:val="num" w:pos="1440"/>
+        </w:tabs>
+        <w:ind w:left="1440" w:hanging="360"/>
+      </w:pPr>
+      <w:rPr>
+        <w:rFonts w:ascii="Courier New" w:hAnsi="Courier New" w:hint="default"/>
+        <w:sz w:val="20"/>
+      </w:rPr>
+    </w:lvl>
+    <w:lvl w:ilvl="2" w:tentative="1">
+      <w:start w:val="1"/>
+      <w:numFmt w:val="bullet"/>
+      <w:lvlText w:val=""/>
+      <w:lvlJc w:val="left"/>
+      <w:pPr>
+        <w:tabs>
+          <w:tab w:val="num" w:pos="2160"/>
+        </w:tabs>
+        <w:ind w:left="2160" w:hanging="360"/>
+      </w:pPr>
+      <w:rPr>
+        <w:rFonts w:ascii="Wingdings" w:hAnsi="Wingdings" w:hint="default"/>
+        <w:sz w:val="20"/>
+      </w:rPr>
+    </w:lvl>
+    <w:lvl w:ilvl="3" w:tentative="1">
+      <w:start w:val="1"/>
+      <w:numFmt w:val="bullet"/>
+      <w:lvlText w:val=""/>
+      <w:lvlJc w:val="left"/>
+      <w:pPr>
+        <w:tabs>
+          <w:tab w:val="num" w:pos="2880"/>
+        </w:tabs>
+        <w:ind w:left="2880" w:hanging="360"/>
+      </w:pPr>
+      <w:rPr>
+        <w:rFonts w:ascii="Wingdings" w:hAnsi="Wingdings" w:hint="default"/>
+        <w:sz w:val="20"/>
+      </w:rPr>
+    </w:lvl>
+    <w:lvl w:ilvl="4" w:tentative="1">
+      <w:start w:val="1"/>
+      <w:numFmt w:val="bullet"/>
+      <w:lvlText w:val=""/>
+      <w:lvlJc w:val="left"/>
+      <w:pPr>
+        <w:tabs>
+          <w:tab w:val="num" w:pos="3600"/>
+        </w:tabs>
+        <w:ind w:left="3600" w:hanging="360"/>
+      </w:pPr>
+      <w:rPr>
+        <w:rFonts w:ascii="Wingdings" w:hAnsi="Wingdings" w:hint="default"/>
+        <w:sz w:val="20"/>
+      </w:rPr>
+    </w:lvl>
+    <w:lvl w:ilvl="5" w:tentative="1">
+      <w:start w:val="1"/>
+      <w:numFmt w:val="bullet"/>
+      <w:lvlText w:val=""/>
+      <w:lvlJc w:val="left"/>
+      <w:pPr>
+        <w:tabs>
+          <w:tab w:val="num" w:pos="4320"/>
+        </w:tabs>
+        <w:ind w:left="4320" w:hanging="360"/>
+      </w:pPr>
+      <w:rPr>
+        <w:rFonts w:ascii="Wingdings" w:hAnsi="Wingdings" w:hint="default"/>
+        <w:sz w:val="20"/>
+      </w:rPr>
+    </w:lvl>
+    <w:lvl w:ilvl="6" w:tentative="1">
+      <w:start w:val="1"/>
+      <w:numFmt w:val="bullet"/>
+      <w:lvlText w:val=""/>
+      <w:lvlJc w:val="left"/>
+      <w:pPr>
+        <w:tabs>
+          <w:tab w:val="num" w:pos="5040"/>
+        </w:tabs>
+        <w:ind w:left="5040" w:hanging="360"/>
+      </w:pPr>
+      <w:rPr>
+        <w:rFonts w:ascii="Wingdings" w:hAnsi="Wingdings" w:hint="default"/>
+        <w:sz w:val="20"/>
+      </w:rPr>
+    </w:lvl>
+    <w:lvl w:ilvl="7" w:tentative="1">
+      <w:start w:val="1"/>
+      <w:numFmt w:val="bullet"/>
+      <w:lvlText w:val=""/>
+      <w:lvlJc w:val="left"/>
+      <w:pPr>
+        <w:tabs>
+          <w:tab w:val="num" w:pos="5760"/>
+        </w:tabs>
+        <w:ind w:left="5760" w:hanging="360"/>
+      </w:pPr>
+      <w:rPr>
+        <w:rFonts w:ascii="Wingdings" w:hAnsi="Wingdings" w:hint="default"/>
+        <w:sz w:val="20"/>
+      </w:rPr>
+    </w:lvl>
+    <w:lvl w:ilvl="8" w:tentative="1">
+      <w:start w:val="1"/>
+      <w:numFmt w:val="bullet"/>
+      <w:lvlText w:val=""/>
+      <w:lvlJc w:val="left"/>
+      <w:pPr>
+        <w:tabs>
+          <w:tab w:val="num" w:pos="6480"/>
+        </w:tabs>
+        <w:ind w:left="6480" w:hanging="360"/>
+      </w:pPr>
+      <w:rPr>
+        <w:rFonts w:ascii="Wingdings" w:hAnsi="Wingdings" w:hint="default"/>
+        <w:sz w:val="20"/>
+      </w:rPr>
+    </w:lvl>
+  </w:abstractNum>
+  <w:abstractNum w:abstractNumId="4" w15:restartNumberingAfterBreak="0">
+    <w:nsid w:val="71DC5F60"/>
+    <w:multiLevelType w:val="multilevel"/>
+    <w:tmpl w:val="4DA6417C"/>
+    <w:lvl w:ilvl="0">
+      <w:start w:val="1"/>
+      <w:numFmt w:val="bullet"/>
+      <w:lvlText w:val=""/>
+      <w:lvlJc w:val="left"/>
+      <w:pPr>
+        <w:tabs>
+          <w:tab w:val="num" w:pos="720"/>
+        </w:tabs>
+        <w:ind w:left="720" w:hanging="360"/>
+      </w:pPr>
+      <w:rPr>
+        <w:rFonts w:ascii="Symbol" w:hAnsi="Symbol" w:hint="default"/>
+        <w:sz w:val="20"/>
+      </w:rPr>
+    </w:lvl>
+    <w:lvl w:ilvl="1" w:tentative="1">
+      <w:start w:val="1"/>
+      <w:numFmt w:val="bullet"/>
+      <w:lvlText w:val="o"/>
+      <w:lvlJc w:val="left"/>
+      <w:pPr>
+        <w:tabs>
+          <w:tab w:val="num" w:pos="1440"/>
+        </w:tabs>
+        <w:ind w:left="1440" w:hanging="360"/>
+      </w:pPr>
+      <w:rPr>
+        <w:rFonts w:ascii="Courier New" w:hAnsi="Courier New" w:hint="default"/>
+        <w:sz w:val="20"/>
+      </w:rPr>
+    </w:lvl>
+    <w:lvl w:ilvl="2" w:tentative="1">
+      <w:start w:val="1"/>
+      <w:numFmt w:val="bullet"/>
+      <w:lvlText w:val=""/>
+      <w:lvlJc w:val="left"/>
+      <w:pPr>
+        <w:tabs>
+          <w:tab w:val="num" w:pos="2160"/>
+        </w:tabs>
+        <w:ind w:left="2160" w:hanging="360"/>
+      </w:pPr>
+      <w:rPr>
+        <w:rFonts w:ascii="Wingdings" w:hAnsi="Wingdings" w:hint="default"/>
+        <w:sz w:val="20"/>
+      </w:rPr>
+    </w:lvl>
+    <w:lvl w:ilvl="3" w:tentative="1">
+      <w:start w:val="1"/>
+      <w:numFmt w:val="bullet"/>
+      <w:lvlText w:val=""/>
+      <w:lvlJc w:val="left"/>
+      <w:pPr>
+        <w:tabs>
+          <w:tab w:val="num" w:pos="2880"/>
+        </w:tabs>
+        <w:ind w:left="2880" w:hanging="360"/>
+      </w:pPr>
+      <w:rPr>
+        <w:rFonts w:ascii="Wingdings" w:hAnsi="Wingdings" w:hint="default"/>
+        <w:sz w:val="20"/>
+      </w:rPr>
+    </w:lvl>
+    <w:lvl w:ilvl="4" w:tentative="1">
+      <w:start w:val="1"/>
+      <w:numFmt w:val="bullet"/>
+      <w:lvlText w:val=""/>
+      <w:lvlJc w:val="left"/>
+      <w:pPr>
+        <w:tabs>
+          <w:tab w:val="num" w:pos="3600"/>
+        </w:tabs>
+        <w:ind w:left="3600" w:hanging="360"/>
+      </w:pPr>
+      <w:rPr>
+        <w:rFonts w:ascii="Wingdings" w:hAnsi="Wingdings" w:hint="default"/>
+        <w:sz w:val="20"/>
+      </w:rPr>
+    </w:lvl>
+    <w:lvl w:ilvl="5" w:tentative="1">
+      <w:start w:val="1"/>
+      <w:numFmt w:val="bullet"/>
+      <w:lvlText w:val=""/>
+      <w:lvlJc w:val="left"/>
+      <w:pPr>
+        <w:tabs>
+          <w:tab w:val="num" w:pos="4320"/>
+        </w:tabs>
+        <w:ind w:left="4320" w:hanging="360"/>
+      </w:pPr>
+      <w:rPr>
+        <w:rFonts w:ascii="Wingdings" w:hAnsi="Wingdings" w:hint="default"/>
+        <w:sz w:val="20"/>
+      </w:rPr>
+    </w:lvl>
+    <w:lvl w:ilvl="6" w:tentative="1">
+      <w:start w:val="1"/>
+      <w:numFmt w:val="bullet"/>
+      <w:lvlText w:val=""/>
+      <w:lvlJc w:val="left"/>
+      <w:pPr>
+        <w:tabs>
+          <w:tab w:val="num" w:pos="5040"/>
+        </w:tabs>
+        <w:ind w:left="5040" w:hanging="360"/>
+      </w:pPr>
+      <w:rPr>
+        <w:rFonts w:ascii="Wingdings" w:hAnsi="Wingdings" w:hint="default"/>
+        <w:sz w:val="20"/>
+      </w:rPr>
+    </w:lvl>
+    <w:lvl w:ilvl="7" w:tentative="1">
+      <w:start w:val="1"/>
+      <w:numFmt w:val="bullet"/>
+      <w:lvlText w:val=""/>
+      <w:lvlJc w:val="left"/>
+      <w:pPr>
+        <w:tabs>
+          <w:tab w:val="num" w:pos="5760"/>
+        </w:tabs>
+        <w:ind w:left="5760" w:hanging="360"/>
+      </w:pPr>
+      <w:rPr>
+        <w:rFonts w:ascii="Wingdings" w:hAnsi="Wingdings" w:hint="default"/>
+        <w:sz w:val="20"/>
+      </w:rPr>
+    </w:lvl>
+    <w:lvl w:ilvl="8" w:tentative="1">
+      <w:start w:val="1"/>
+      <w:numFmt w:val="bullet"/>
+      <w:lvlText w:val=""/>
+      <w:lvlJc w:val="left"/>
+      <w:pPr>
+        <w:tabs>
+          <w:tab w:val="num" w:pos="6480"/>
+        </w:tabs>
+        <w:ind w:left="6480" w:hanging="360"/>
+      </w:pPr>
+      <w:rPr>
+        <w:rFonts w:ascii="Wingdings" w:hAnsi="Wingdings" w:hint="default"/>
+        <w:sz w:val="20"/>
+      </w:rPr>
+    </w:lvl>
+  </w:abstractNum>
+  <w:num w:numId="1" w16cid:durableId="1663196183">
+    <w:abstractNumId w:val="1"/>
+  </w:num>
+  <w:num w:numId="2" w16cid:durableId="1117993468">
+    <w:abstractNumId w:val="4"/>
+  </w:num>
+  <w:num w:numId="3" w16cid:durableId="661812720">
+    <w:abstractNumId w:val="2"/>
+  </w:num>
+  <w:num w:numId="4" w16cid:durableId="353532996">
+    <w:abstractNumId w:val="3"/>
+  </w:num>
+  <w:num w:numId="5" w16cid:durableId="676928676">
+    <w:abstractNumId w:val="0"/>
+  </w:num>
+</w:numbering>
 </file>
 
 <file path=word/styles.xml><?xml version="1.0" encoding="utf-8"?>
